--- a/tfl/tables/T-DV-01.docx
+++ b/tfl/tables/T-DV-01.docx
@@ -3266,7 +3266,7 @@
           <w:szCs w:val="14"/>
           <w:color w:val="C0392B"/>
         </w:rPr>
-        <w:t xml:space="preserve">DRAFT — produced 2026-07-19 — synthetic data, NOT for regulatory submission</w:t>
+        <w:t xml:space="preserve">DRAFT — produced 2026-09-20 — synthetic data, NOT for regulatory submission</w:t>
       </w:r>
     </w:p>
     <w:sectPr>

--- a/tfl/tables/T-DV-01.docx
+++ b/tfl/tables/T-DV-01.docx
@@ -289,7 +289,7 @@
                 <w:szCs w:val="18"/>
                 <w:color w:val="FFFFFF"/>
               </w:rPr>
-              <w:t xml:space="preserve">(N=225)</w:t>
+              <w:t xml:space="preserve">(N=300)</w:t>
             </w:r>
           </w:p>
         </w:tc>
@@ -370,7 +370,7 @@
                 <w:szCs w:val="18"/>
                 <w:color w:val="FFFFFF"/>
               </w:rPr>
-              <w:t xml:space="preserve">(N=225)</w:t>
+              <w:t xml:space="preserve">(N=150)</w:t>
             </w:r>
           </w:p>
         </w:tc>
@@ -791,7 +791,7 @@
                 <w:szCs w:val="18"/>
                 <w:color w:val="000000"/>
               </w:rPr>
-              <w:t xml:space="preserve">17 (7.6)</w:t>
+              <w:t xml:space="preserve">26 (8.7)</w:t>
             </w:r>
           </w:p>
         </w:tc>
@@ -846,7 +846,7 @@
                 <w:szCs w:val="18"/>
                 <w:color w:val="000000"/>
               </w:rPr>
-              <w:t xml:space="preserve">21 (9.3)</w:t>
+              <w:t xml:space="preserve">12 (8.0)</w:t>
             </w:r>
           </w:p>
         </w:tc>
@@ -1016,7 +1016,7 @@
                 <w:szCs w:val="18"/>
                 <w:color w:val="000000"/>
               </w:rPr>
-              <w:t xml:space="preserve">78 (34.7)</w:t>
+              <w:t xml:space="preserve">117 (39.0)</w:t>
             </w:r>
           </w:p>
         </w:tc>
@@ -1071,7 +1071,7 @@
                 <w:szCs w:val="18"/>
                 <w:color w:val="000000"/>
               </w:rPr>
-              <w:t xml:space="preserve">90 (40.0)</w:t>
+              <w:t xml:space="preserve">51 (34.0)</w:t>
             </w:r>
           </w:p>
         </w:tc>
@@ -1466,7 +1466,7 @@
                 <w:szCs w:val="18"/>
                 <w:color w:val="000000"/>
               </w:rPr>
-              <w:t xml:space="preserve">63 (28.0)</w:t>
+              <w:t xml:space="preserve">92 (30.7)</w:t>
             </w:r>
           </w:p>
         </w:tc>
@@ -1521,7 +1521,7 @@
                 <w:szCs w:val="18"/>
                 <w:color w:val="000000"/>
               </w:rPr>
-              <w:t xml:space="preserve">69 (30.7)</w:t>
+              <w:t xml:space="preserve">38 (25.3)</w:t>
             </w:r>
           </w:p>
         </w:tc>
@@ -1576,7 +1576,7 @@
                 <w:szCs w:val="18"/>
                 <w:color w:val="000000"/>
               </w:rPr>
-              <w:t xml:space="preserve">132 (29.3)</w:t>
+              <w:t xml:space="preserve">130 (28.9)</w:t>
             </w:r>
           </w:p>
         </w:tc>
@@ -1691,7 +1691,7 @@
                 <w:szCs w:val="18"/>
                 <w:color w:val="000000"/>
               </w:rPr>
-              <w:t xml:space="preserve">17 (7.6)</w:t>
+              <w:t xml:space="preserve">19 (6.3)</w:t>
             </w:r>
           </w:p>
         </w:tc>
@@ -1746,7 +1746,7 @@
                 <w:szCs w:val="18"/>
                 <w:color w:val="000000"/>
               </w:rPr>
-              <w:t xml:space="preserve">17 (7.6)</w:t>
+              <w:t xml:space="preserve">11 (7.3)</w:t>
             </w:r>
           </w:p>
         </w:tc>
@@ -1801,7 +1801,7 @@
                 <w:szCs w:val="18"/>
                 <w:color w:val="000000"/>
               </w:rPr>
-              <w:t xml:space="preserve">34 (7.6)</w:t>
+              <w:t xml:space="preserve">30 (6.7)</w:t>
             </w:r>
           </w:p>
         </w:tc>
@@ -1916,7 +1916,7 @@
                 <w:szCs w:val="18"/>
                 <w:color w:val="000000"/>
               </w:rPr>
-              <w:t xml:space="preserve">18 (8.0)</w:t>
+              <w:t xml:space="preserve">28 (9.3)</w:t>
             </w:r>
           </w:p>
         </w:tc>
@@ -1971,7 +1971,7 @@
                 <w:szCs w:val="18"/>
                 <w:color w:val="000000"/>
               </w:rPr>
-              <w:t xml:space="preserve">20 (8.9)</w:t>
+              <w:t xml:space="preserve">13 (8.7)</w:t>
             </w:r>
           </w:p>
         </w:tc>
@@ -2026,7 +2026,7 @@
                 <w:szCs w:val="18"/>
                 <w:color w:val="000000"/>
               </w:rPr>
-              <w:t xml:space="preserve">38 (8.4)</w:t>
+              <w:t xml:space="preserve">41 (9.1)</w:t>
             </w:r>
           </w:p>
         </w:tc>
@@ -2141,7 +2141,7 @@
                 <w:szCs w:val="18"/>
                 <w:color w:val="000000"/>
               </w:rPr>
-              <w:t xml:space="preserve">8 (3.6)</w:t>
+              <w:t xml:space="preserve">23 (7.7)</w:t>
             </w:r>
           </w:p>
         </w:tc>
@@ -2196,7 +2196,7 @@
                 <w:szCs w:val="18"/>
                 <w:color w:val="000000"/>
               </w:rPr>
-              <w:t xml:space="preserve">20 (8.9)</w:t>
+              <w:t xml:space="preserve">7 (4.7)</w:t>
             </w:r>
           </w:p>
         </w:tc>
@@ -2251,7 +2251,7 @@
                 <w:szCs w:val="18"/>
                 <w:color w:val="000000"/>
               </w:rPr>
-              <w:t xml:space="preserve">28 (6.2)</w:t>
+              <w:t xml:space="preserve">30 (6.7)</w:t>
             </w:r>
           </w:p>
         </w:tc>
@@ -2311,7 +2311,7 @@
                 <w:szCs w:val="18"/>
                 <w:color w:val="000000"/>
               </w:rPr>
-              <w:t xml:space="preserve">  DOSE MODIFICATION ERROR</w:t>
+              <w:t xml:space="preserve">  ENROLLMENT/ELIGIBILITY CRITERIA NOT MET</w:t>
             </w:r>
           </w:p>
         </w:tc>
@@ -2366,7 +2366,7 @@
                 <w:szCs w:val="18"/>
                 <w:color w:val="000000"/>
               </w:rPr>
-              <w:t xml:space="preserve">3 (1.3)</w:t>
+              <w:t xml:space="preserve">4 (1.3)</w:t>
             </w:r>
           </w:p>
         </w:tc>
@@ -2421,7 +2421,7 @@
                 <w:szCs w:val="18"/>
                 <w:color w:val="000000"/>
               </w:rPr>
-              <w:t xml:space="preserve">5 (2.2)</w:t>
+              <w:t xml:space="preserve">3 (2.0)</w:t>
             </w:r>
           </w:p>
         </w:tc>
@@ -2476,7 +2476,7 @@
                 <w:szCs w:val="18"/>
                 <w:color w:val="000000"/>
               </w:rPr>
-              <w:t xml:space="preserve">8 (1.8)</w:t>
+              <w:t xml:space="preserve">7 (1.6)</w:t>
             </w:r>
           </w:p>
         </w:tc>
@@ -2536,7 +2536,7 @@
                 <w:szCs w:val="18"/>
                 <w:color w:val="000000"/>
               </w:rPr>
-              <w:t xml:space="preserve">  MISSED REQUIRED EFFICACY ASSESSMENT</w:t>
+              <w:t xml:space="preserve">  PROHIBITED CONCOMITANT MEDICATION</w:t>
             </w:r>
           </w:p>
         </w:tc>
@@ -2591,7 +2591,7 @@
                 <w:szCs w:val="18"/>
                 <w:color w:val="000000"/>
               </w:rPr>
-              <w:t xml:space="preserve">8 (3.6)</w:t>
+              <w:t xml:space="preserve">7 (2.3)</w:t>
             </w:r>
           </w:p>
         </w:tc>
@@ -2646,7 +2646,7 @@
                 <w:szCs w:val="18"/>
                 <w:color w:val="000000"/>
               </w:rPr>
-              <w:t xml:space="preserve">8 (3.6)</w:t>
+              <w:t xml:space="preserve">2 (1.3)</w:t>
             </w:r>
           </w:p>
         </w:tc>
@@ -2701,7 +2701,7 @@
                 <w:szCs w:val="18"/>
                 <w:color w:val="000000"/>
               </w:rPr>
-              <w:t xml:space="preserve">16 (3.6)</w:t>
+              <w:t xml:space="preserve">9 (2.0)</w:t>
             </w:r>
           </w:p>
         </w:tc>
@@ -2761,7 +2761,7 @@
                 <w:szCs w:val="18"/>
                 <w:color w:val="000000"/>
               </w:rPr>
-              <w:t xml:space="preserve">  PROHIBITED CONCOMITANT MEDICATION</w:t>
+              <w:t xml:space="preserve">  MISSED REQUIRED EFFICACY ASSESSMENT</w:t>
             </w:r>
           </w:p>
         </w:tc>
@@ -2816,7 +2816,7 @@
                 <w:szCs w:val="18"/>
                 <w:color w:val="000000"/>
               </w:rPr>
-              <w:t xml:space="preserve">6 (2.7)</w:t>
+              <w:t xml:space="preserve">12 (4.0)</w:t>
             </w:r>
           </w:p>
         </w:tc>
@@ -2871,7 +2871,7 @@
                 <w:szCs w:val="18"/>
                 <w:color w:val="000000"/>
               </w:rPr>
-              <w:t xml:space="preserve">6 (2.7)</w:t>
+              <w:t xml:space="preserve">6 (4.0)</w:t>
             </w:r>
           </w:p>
         </w:tc>
@@ -2926,7 +2926,7 @@
                 <w:szCs w:val="18"/>
                 <w:color w:val="000000"/>
               </w:rPr>
-              <w:t xml:space="preserve">12 (2.7)</w:t>
+              <w:t xml:space="preserve">18 (4.0)</w:t>
             </w:r>
           </w:p>
         </w:tc>
@@ -2986,7 +2986,7 @@
                 <w:szCs w:val="18"/>
                 <w:color w:val="000000"/>
               </w:rPr>
-              <w:t xml:space="preserve">  ENROLLMENT/ELIGIBILITY CRITERIA NOT MET</w:t>
+              <w:t xml:space="preserve">  DOSE MODIFICATION ERROR</w:t>
             </w:r>
           </w:p>
         </w:tc>
@@ -3041,7 +3041,7 @@
                 <w:szCs w:val="18"/>
                 <w:color w:val="000000"/>
               </w:rPr>
-              <w:t xml:space="preserve">3 (1.3)</w:t>
+              <w:t xml:space="preserve">8 (2.7)</w:t>
             </w:r>
           </w:p>
         </w:tc>
@@ -3096,7 +3096,7 @@
                 <w:szCs w:val="18"/>
                 <w:color w:val="000000"/>
               </w:rPr>
-              <w:t xml:space="preserve">2 (0.9)</w:t>
+              <w:t xml:space="preserve">3 (2.0)</w:t>
             </w:r>
           </w:p>
         </w:tc>
@@ -3151,7 +3151,7 @@
                 <w:szCs w:val="18"/>
                 <w:color w:val="000000"/>
               </w:rPr>
-              <w:t xml:space="preserve">5 (1.1)</w:t>
+              <w:t xml:space="preserve">11 (2.4)</w:t>
             </w:r>
           </w:p>
         </w:tc>
